--- a/Tables/Updated/VBT_Predictive_Factors_Table_Urine.docx
+++ b/Tables/Updated/VBT_Predictive_Factors_Table_Urine.docx
@@ -609,7 +609,7 @@
                 <w:szCs w:val="18"/>
                 <w:color w:val="000000"/>
               </w:rPr>
-              <w:t xml:space="preserve">258</w:t>
+              <w:t xml:space="preserve">259</w:t>
             </w:r>
           </w:p>
         </w:tc>
@@ -662,7 +662,7 @@
                 <w:szCs w:val="18"/>
                 <w:color w:val="000000"/>
               </w:rPr>
-              <w:t xml:space="preserve">122</w:t>
+              <w:t xml:space="preserve">123</w:t>
             </w:r>
           </w:p>
         </w:tc>
@@ -1198,7 +1198,7 @@
                 <w:szCs w:val="18"/>
                 <w:color w:val="000000"/>
               </w:rPr>
-              <w:t xml:space="preserve">0.024</w:t>
+              <w:t xml:space="preserve">0.035</w:t>
             </w:r>
           </w:p>
         </w:tc>
@@ -1304,7 +1304,7 @@
                 <w:szCs w:val="18"/>
                 <w:color w:val="000000"/>
               </w:rPr>
-              <w:t xml:space="preserve">0.022</w:t>
+              <w:t xml:space="preserve">0.033</w:t>
             </w:r>
           </w:p>
         </w:tc>

--- a/Tables/Updated/VBT_Predictive_Factors_Table_Urine.docx
+++ b/Tables/Updated/VBT_Predictive_Factors_Table_Urine.docx
@@ -609,7 +609,7 @@
                 <w:szCs w:val="18"/>
                 <w:color w:val="000000"/>
               </w:rPr>
-              <w:t xml:space="preserve">259</w:t>
+              <w:t xml:space="preserve">273</w:t>
             </w:r>
           </w:p>
         </w:tc>
@@ -662,7 +662,7 @@
                 <w:szCs w:val="18"/>
                 <w:color w:val="000000"/>
               </w:rPr>
-              <w:t xml:space="preserve">123</w:t>
+              <w:t xml:space="preserve">121</w:t>
             </w:r>
           </w:p>
         </w:tc>
@@ -715,7 +715,7 @@
                 <w:szCs w:val="18"/>
                 <w:color w:val="000000"/>
               </w:rPr>
-              <w:t xml:space="preserve">61</w:t>
+              <w:t xml:space="preserve">63</w:t>
             </w:r>
           </w:p>
         </w:tc>
@@ -1039,7 +1039,7 @@
                 <w:szCs w:val="18"/>
                 <w:color w:val="000000"/>
               </w:rPr>
-              <w:t xml:space="preserve">450.00 [300.00, 650.00]</w:t>
+              <w:t xml:space="preserve">450.00 [300.00, 640.00]</w:t>
             </w:r>
           </w:p>
         </w:tc>
@@ -1092,7 +1092,7 @@
                 <w:szCs w:val="18"/>
                 <w:color w:val="000000"/>
               </w:rPr>
-              <w:t xml:space="preserve">400.00 [250.00, 590.00]</w:t>
+              <w:t xml:space="preserve">400.00 [235.00, 590.00]</w:t>
             </w:r>
           </w:p>
         </w:tc>
@@ -1145,7 +1145,7 @@
                 <w:szCs w:val="18"/>
                 <w:color w:val="000000"/>
               </w:rPr>
-              <w:t xml:space="preserve">500.00 [350.00, 700.00]</w:t>
+              <w:t xml:space="preserve">500.00 [335.00, 700.00]</w:t>
             </w:r>
           </w:p>
         </w:tc>
@@ -1198,7 +1198,7 @@
                 <w:szCs w:val="18"/>
                 <w:color w:val="000000"/>
               </w:rPr>
-              <w:t xml:space="preserve">0.035</w:t>
+              <w:t xml:space="preserve">0.026</w:t>
             </w:r>
           </w:p>
         </w:tc>
@@ -1304,7 +1304,7 @@
                 <w:szCs w:val="18"/>
                 <w:color w:val="000000"/>
               </w:rPr>
-              <w:t xml:space="preserve">0.033</w:t>
+              <w:t xml:space="preserve">0.024</w:t>
             </w:r>
           </w:p>
         </w:tc>
